--- a/media/R25999/form_template/bg/temporary/研总需归追踪_temp.docx
+++ b/media/R25999/form_template/bg/temporary/研总需归追踪_temp.docx
@@ -1634,7 +1634,7 @@
                 <w:rFonts w:hint="eastAsia"/>
                 <w:szCs w:val="21"/>
               </w:rPr>
-              <w:t xml:space="preserve">初始化</w:t>
+              <w:t xml:space="preserve">初始化1需求</w:t>
             </w:r>
           </w:p>
         </w:tc>
@@ -1686,7 +1686,7 @@
                 <w:rFonts w:hint="eastAsia"/>
                 <w:szCs w:val="21"/>
               </w:rPr>
-              <w:t xml:space="preserve">初始化功能测试</w:t>
+              <w:t xml:space="preserve">1时钟布线与缓冲功能测试</w:t>
             </w:r>
             <w:r>
               <w:rPr>
@@ -1742,7 +1742,7 @@
                 <w:rFonts w:hint="eastAsia"/>
                 <w:szCs w:val="21"/>
               </w:rPr>
-              <w:t xml:space="preserve">串口批量替换后初始化</w:t>
+              <w:t xml:space="preserve">外部32MHz时钟布线到HCLKBUF级冲测试</w:t>
             </w:r>
           </w:p>
         </w:tc>
@@ -1786,7 +1786,7 @@
                 <w:kern w:val="0"/>
                 <w:szCs w:val="21"/>
               </w:rPr>
-              <w:t xml:space="preserve">通过</w:t>
+              <w:t xml:space="preserve">未通过</w:t>
             </w:r>
           </w:p>
         </w:tc>
@@ -1808,7 +1808,7 @@
                 <w:kern w:val="0"/>
                 <w:szCs w:val="21"/>
               </w:rPr>
-              <w:t xml:space="preserve"/>
+              <w:t xml:space="preserve">PT_R25999_1</w:t>
             </w:r>
           </w:p>
         </w:tc>
@@ -1975,7 +1975,7 @@
                 <w:rFonts w:hint="eastAsia"/>
                 <w:szCs w:val="21"/>
               </w:rPr>
-              <w:t xml:space="preserve">串口校验位</w:t>
+              <w:t xml:space="preserve">内部10KHz时钟布线到CLKINT缓冲测试</w:t>
             </w:r>
           </w:p>
         </w:tc>
@@ -2019,7 +2019,7 @@
                 <w:kern w:val="0"/>
                 <w:szCs w:val="21"/>
               </w:rPr>
-              <w:t xml:space="preserve">未通过</w:t>
+              <w:t xml:space="preserve">通过</w:t>
             </w:r>
           </w:p>
         </w:tc>
@@ -2041,7 +2041,7 @@
                 <w:kern w:val="0"/>
                 <w:szCs w:val="21"/>
               </w:rPr>
-              <w:t xml:space="preserve">PT_R2601_1</w:t>
+              <w:t xml:space="preserve"/>
             </w:r>
           </w:p>
         </w:tc>
@@ -2208,7 +2208,7 @@
                 <w:rFonts w:hint="eastAsia"/>
                 <w:szCs w:val="21"/>
               </w:rPr>
-              <w:t xml:space="preserve">其他批量替换后初始化</w:t>
+              <w:t xml:space="preserve">异常情况下的时钟处理测试</w:t>
             </w:r>
           </w:p>
         </w:tc>
@@ -2315,239 +2315,6 @@
           <w:tcPr>
             <w:tcW w:w="1088" w:type="dxa"/>
             <w:noWrap/>
-            <w:vMerge w:val="continue"/>
-          </w:tcPr>
-          <w:p>
-            <w:pPr>
-              <w:widowControl/>
-              <w:rPr>
-                <w:kern w:val="0"/>
-                <w:szCs w:val="21"/>
-              </w:rPr>
-            </w:pPr>
-            <w:r>
-              <w:rPr>
-                <w:szCs w:val="21"/>
-              </w:rPr>
-              <w:t xml:space="preserve"/>
-            </w:r>
-          </w:p>
-        </w:tc>
-        <w:tc>
-          <w:tcPr>
-            <w:tcW w:w="2041" w:type="dxa"/>
-            <w:noWrap/>
-            <w:vMerge w:val="continue"/>
-          </w:tcPr>
-          <w:p>
-            <w:pPr>
-              <w:adjustRightInd w:val="0"/>
-              <w:rPr>
-                <w:szCs w:val="21"/>
-              </w:rPr>
-            </w:pPr>
-            <w:r>
-              <w:rPr>
-                <w:rFonts w:hint="eastAsia"/>
-                <w:szCs w:val="21"/>
-              </w:rPr>
-              <w:t xml:space="preserve"/>
-            </w:r>
-          </w:p>
-        </w:tc>
-        <w:tc>
-          <w:tcPr>
-            <w:tcW w:w="1134" w:type="dxa"/>
-            <w:noWrap/>
-            <w:vMerge w:val="continue"/>
-          </w:tcPr>
-          <w:p>
-            <w:pPr>
-              <w:widowControl/>
-              <w:rPr>
-                <w:kern w:val="0"/>
-                <w:szCs w:val="21"/>
-              </w:rPr>
-            </w:pPr>
-            <w:r>
-              <w:rPr>
-                <w:rFonts w:hint="eastAsia"/>
-                <w:szCs w:val="21"/>
-              </w:rPr>
-              <w:t xml:space="preserve"/>
-            </w:r>
-          </w:p>
-        </w:tc>
-        <w:tc>
-          <w:tcPr>
-            <w:tcW w:w="1559" w:type="dxa"/>
-            <w:vMerge w:val="continue"/>
-          </w:tcPr>
-          <w:p>
-            <w:pPr>
-              <w:widowControl/>
-              <w:rPr>
-                <w:bCs/>
-                <w:kern w:val="0"/>
-                <w:szCs w:val="21"/>
-              </w:rPr>
-            </w:pPr>
-            <w:r>
-              <w:rPr>
-                <w:rFonts w:hint="eastAsia"/>
-                <w:szCs w:val="21"/>
-              </w:rPr>
-              <w:t xml:space="preserve"/>
-            </w:r>
-          </w:p>
-        </w:tc>
-        <w:tc>
-          <w:tcPr>
-            <w:tcW w:w="1843" w:type="dxa"/>
-            <w:noWrap/>
-            <w:vMerge w:val="continue"/>
-          </w:tcPr>
-          <w:p>
-            <w:pPr>
-              <w:widowControl/>
-              <w:rPr>
-                <w:kern w:val="0"/>
-                <w:szCs w:val="21"/>
-              </w:rPr>
-            </w:pPr>
-            <w:r>
-              <w:rPr>
-                <w:rFonts w:hint="eastAsia"/>
-                <w:szCs w:val="21"/>
-              </w:rPr>
-              <w:t xml:space="preserve"/>
-            </w:r>
-          </w:p>
-        </w:tc>
-        <w:tc>
-          <w:tcPr>
-            <w:tcW w:w="1701" w:type="dxa"/>
-          </w:tcPr>
-          <w:p>
-            <w:pPr>
-              <w:widowControl/>
-              <w:rPr>
-                <w:kern w:val="0"/>
-                <w:szCs w:val="21"/>
-              </w:rPr>
-            </w:pPr>
-            <w:r>
-              <w:rPr>
-                <w:rFonts w:hint="eastAsia"/>
-                <w:szCs w:val="21"/>
-              </w:rPr>
-              <w:t xml:space="preserve">串口校验位</w:t>
-            </w:r>
-          </w:p>
-        </w:tc>
-        <w:tc>
-          <w:tcPr>
-            <w:tcW w:w="1984" w:type="dxa"/>
-            <w:noWrap/>
-          </w:tcPr>
-          <w:p>
-            <w:pPr>
-              <w:widowControl/>
-              <w:rPr>
-                <w:kern w:val="0"/>
-                <w:szCs w:val="21"/>
-              </w:rPr>
-            </w:pPr>
-            <w:r>
-              <w:rPr>
-                <w:rFonts w:hint="eastAsia"/>
-                <w:szCs w:val="21"/>
-              </w:rPr>
-              <w:t xml:space="preserve">YL_SU_CSH_001_004</w:t>
-            </w:r>
-          </w:p>
-        </w:tc>
-        <w:tc>
-          <w:tcPr>
-            <w:tcW w:w="851" w:type="dxa"/>
-          </w:tcPr>
-          <w:p>
-            <w:pPr>
-              <w:widowControl/>
-              <w:rPr>
-                <w:kern w:val="0"/>
-                <w:szCs w:val="21"/>
-              </w:rPr>
-            </w:pPr>
-            <w:r>
-              <w:rPr>
-                <w:rFonts w:hint="eastAsia"/>
-                <w:kern w:val="0"/>
-                <w:szCs w:val="21"/>
-              </w:rPr>
-              <w:t xml:space="preserve">未通过</w:t>
-            </w:r>
-          </w:p>
-        </w:tc>
-        <w:tc>
-          <w:tcPr>
-            <w:tcW w:w="1548" w:type="dxa"/>
-          </w:tcPr>
-          <w:p>
-            <w:pPr>
-              <w:widowControl/>
-              <w:rPr>
-                <w:kern w:val="0"/>
-                <w:szCs w:val="21"/>
-              </w:rPr>
-            </w:pPr>
-            <w:r>
-              <w:rPr>
-                <w:rFonts w:hint="eastAsia"/>
-                <w:kern w:val="0"/>
-                <w:szCs w:val="21"/>
-              </w:rPr>
-              <w:t xml:space="preserve">PT_R2601_1</w:t>
-            </w:r>
-          </w:p>
-        </w:tc>
-      </w:tr>
-      <w:tr>
-        <w:trPr>
-          <w:trHeight w:val="371"/>
-        </w:trPr>
-        <w:tc>
-          <w:tcPr>
-            <w:tcW w:w="542" w:type="dxa"/>
-          </w:tcPr>
-          <w:p>
-            <w:pPr>
-              <w:pStyle w:val="af7"/>
-              <w:widowControl/>
-              <w:ind w:firstLineChars="0" w:firstLine="0"/>
-              <w:jc w:val="center"/>
-              <w:rPr>
-                <w:rFonts w:hint="eastAsia"/>
-                <w:bCs/>
-                <w:kern w:val="0"/>
-                <w:szCs w:val="21"/>
-              </w:rPr>
-            </w:pPr>
-            <w:r>
-              <w:rPr>
-                <w:rFonts w:hint="eastAsia"/>
-                <w:bCs/>
-                <w:kern w:val="0"/>
-                <w:szCs w:val="21"/>
-              </w:rPr>
-              <w:t xml:space="preserve">8</w:t>
-            </w:r>
-          </w:p>
-        </w:tc>
-        <w:tc>
-          <w:tcPr>
-            <w:tcW w:w="1088" w:type="dxa"/>
-            <w:noWrap/>
             <w:vMerge w:val="restart"/>
           </w:tcPr>
           <w:p>
@@ -2584,7 +2351,7 @@
                 <w:rFonts w:hint="eastAsia"/>
                 <w:szCs w:val="21"/>
               </w:rPr>
-              <w:t xml:space="preserve">初始化</w:t>
+              <w:t xml:space="preserve">初始化1需求</w:t>
             </w:r>
           </w:p>
         </w:tc>
@@ -2607,7 +2374,7 @@
                 <w:rFonts w:hint="eastAsia"/>
                 <w:szCs w:val="21"/>
               </w:rPr>
-              <w:t xml:space="preserve">6.2.5.1</w:t>
+              <w:t xml:space="preserve">6.2.4.3</w:t>
             </w:r>
             <w:r>
               <w:rPr>
@@ -2636,7 +2403,7 @@
                 <w:rFonts w:hint="eastAsia"/>
                 <w:szCs w:val="21"/>
               </w:rPr>
-              <w:t xml:space="preserve">人机交互完整性测试</w:t>
+              <w:t xml:space="preserve">1我试试我在哪</w:t>
             </w:r>
             <w:r>
               <w:rPr>
@@ -2665,7 +2432,7 @@
                 <w:rFonts w:hint="eastAsia"/>
                 <w:szCs w:val="21"/>
               </w:rPr>
-              <w:t xml:space="preserve">XQ_GUI_WZXC_001</w:t>
+              <w:t xml:space="preserve">XQ_SU_SSWDA_002</w:t>
             </w:r>
             <w:r>
               <w:rPr>
@@ -2692,7 +2459,7 @@
                 <w:rFonts w:hint="eastAsia"/>
                 <w:szCs w:val="21"/>
               </w:rPr>
-              <w:t xml:space="preserve">人机交互完整性测试</w:t>
+              <w:t xml:space="preserve">1231</w:t>
             </w:r>
           </w:p>
         </w:tc>
@@ -2714,1979 +2481,7 @@
                 <w:rFonts w:hint="eastAsia"/>
                 <w:szCs w:val="21"/>
               </w:rPr>
-              <w:t xml:space="preserve">YL_GUI_WZXC_001_001</w:t>
-            </w:r>
-          </w:p>
-        </w:tc>
-        <w:tc>
-          <w:tcPr>
-            <w:tcW w:w="851" w:type="dxa"/>
-          </w:tcPr>
-          <w:p>
-            <w:pPr>
-              <w:widowControl/>
-              <w:rPr>
-                <w:kern w:val="0"/>
-                <w:szCs w:val="21"/>
-              </w:rPr>
-            </w:pPr>
-            <w:r>
-              <w:rPr>
-                <w:rFonts w:hint="eastAsia"/>
-                <w:kern w:val="0"/>
-                <w:szCs w:val="21"/>
-              </w:rPr>
-              <w:t xml:space="preserve">通过</w:t>
-            </w:r>
-          </w:p>
-        </w:tc>
-        <w:tc>
-          <w:tcPr>
-            <w:tcW w:w="1548" w:type="dxa"/>
-          </w:tcPr>
-          <w:p>
-            <w:pPr>
-              <w:widowControl/>
-              <w:rPr>
-                <w:kern w:val="0"/>
-                <w:szCs w:val="21"/>
-              </w:rPr>
-            </w:pPr>
-            <w:r>
-              <w:rPr>
-                <w:rFonts w:hint="eastAsia"/>
-                <w:kern w:val="0"/>
-                <w:szCs w:val="21"/>
-              </w:rPr>
-              <w:t xml:space="preserve"/>
-            </w:r>
-          </w:p>
-        </w:tc>
-      </w:tr>
-      <w:tr>
-        <w:trPr>
-          <w:trHeight w:val="371"/>
-        </w:trPr>
-        <w:tc>
-          <w:tcPr>
-            <w:tcW w:w="542" w:type="dxa"/>
-          </w:tcPr>
-          <w:p>
-            <w:pPr>
-              <w:pStyle w:val="af7"/>
-              <w:widowControl/>
-              <w:ind w:firstLineChars="0" w:firstLine="0"/>
-              <w:jc w:val="center"/>
-              <w:rPr>
-                <w:rFonts w:hint="eastAsia"/>
-                <w:bCs/>
-                <w:kern w:val="0"/>
-                <w:szCs w:val="21"/>
-              </w:rPr>
-            </w:pPr>
-            <w:r>
-              <w:rPr>
-                <w:rFonts w:hint="eastAsia"/>
-                <w:bCs/>
-                <w:kern w:val="0"/>
-                <w:szCs w:val="21"/>
-              </w:rPr>
-              <w:t xml:space="preserve">9</w:t>
-            </w:r>
-          </w:p>
-        </w:tc>
-        <w:tc>
-          <w:tcPr>
-            <w:tcW w:w="1088" w:type="dxa"/>
-            <w:noWrap/>
-            <w:vMerge w:val="restart"/>
-          </w:tcPr>
-          <w:p>
-            <w:pPr>
-              <w:widowControl/>
-              <w:rPr>
-                <w:kern w:val="0"/>
-                <w:szCs w:val="21"/>
-              </w:rPr>
-            </w:pPr>
-            <w:r>
-              <w:rPr>
-                <w:szCs w:val="21"/>
-              </w:rPr>
-              <w:t xml:space="preserve">3.3.1</w:t>
-            </w:r>
-          </w:p>
-        </w:tc>
-        <w:tc>
-          <w:tcPr>
-            <w:tcW w:w="2041" w:type="dxa"/>
-            <w:noWrap/>
-            <w:vMerge w:val="restart"/>
-          </w:tcPr>
-          <w:p>
-            <w:pPr>
-              <w:adjustRightInd w:val="0"/>
-              <w:rPr>
-                <w:szCs w:val="21"/>
-              </w:rPr>
-            </w:pPr>
-            <w:r>
-              <w:rPr>
-                <w:rFonts w:hint="eastAsia"/>
-                <w:szCs w:val="21"/>
-              </w:rPr>
-              <w:t xml:space="preserve">串口输入</w:t>
-            </w:r>
-          </w:p>
-        </w:tc>
-        <w:tc>
-          <w:tcPr>
-            <w:tcW w:w="1134" w:type="dxa"/>
-            <w:noWrap/>
-            <w:vMerge w:val="restart"/>
-          </w:tcPr>
-          <w:p>
-            <w:pPr>
-              <w:widowControl/>
-              <w:rPr>
-                <w:kern w:val="0"/>
-                <w:szCs w:val="21"/>
-              </w:rPr>
-            </w:pPr>
-            <w:r>
-              <w:rPr>
-                <w:rFonts w:hint="eastAsia"/>
-                <w:szCs w:val="21"/>
-              </w:rPr>
-              <w:t xml:space="preserve">6.2.4.3</w:t>
-            </w:r>
-            <w:r>
-              <w:rPr>
-                <w:szCs w:val="21"/>
-              </w:rPr>
-              <w:t xml:space="preserve"/>
-            </w:r>
-          </w:p>
-        </w:tc>
-        <w:tc>
-          <w:tcPr>
-            <w:tcW w:w="1559" w:type="dxa"/>
-            <w:vMerge w:val="restart"/>
-          </w:tcPr>
-          <w:p>
-            <w:pPr>
-              <w:widowControl/>
-              <w:rPr>
-                <w:bCs/>
-                <w:kern w:val="0"/>
-                <w:szCs w:val="21"/>
-              </w:rPr>
-            </w:pPr>
-            <w:r>
-              <w:rPr>
-                <w:rFonts w:hint="eastAsia"/>
-                <w:szCs w:val="21"/>
-              </w:rPr>
-              <w:t xml:space="preserve">初始化功能测试</w:t>
-            </w:r>
-            <w:r>
-              <w:rPr>
-                <w:szCs w:val="21"/>
-              </w:rPr>
-              <w:t xml:space="preserve"/>
-            </w:r>
-          </w:p>
-        </w:tc>
-        <w:tc>
-          <w:tcPr>
-            <w:tcW w:w="1843" w:type="dxa"/>
-            <w:noWrap/>
-            <w:vMerge w:val="restart"/>
-          </w:tcPr>
-          <w:p>
-            <w:pPr>
-              <w:widowControl/>
-              <w:rPr>
-                <w:kern w:val="0"/>
-                <w:szCs w:val="21"/>
-              </w:rPr>
-            </w:pPr>
-            <w:r>
-              <w:rPr>
-                <w:rFonts w:hint="eastAsia"/>
-                <w:szCs w:val="21"/>
-              </w:rPr>
-              <w:t xml:space="preserve">XQ_SU_CSH2_001</w:t>
-            </w:r>
-            <w:r>
-              <w:rPr>
-                <w:szCs w:val="21"/>
-              </w:rPr>
-              <w:t xml:space="preserve"/>
-            </w:r>
-          </w:p>
-        </w:tc>
-        <w:tc>
-          <w:tcPr>
-            <w:tcW w:w="1701" w:type="dxa"/>
-          </w:tcPr>
-          <w:p>
-            <w:pPr>
-              <w:widowControl/>
-              <w:rPr>
-                <w:kern w:val="0"/>
-                <w:szCs w:val="21"/>
-              </w:rPr>
-            </w:pPr>
-            <w:r>
-              <w:rPr>
-                <w:rFonts w:hint="eastAsia"/>
-                <w:szCs w:val="21"/>
-              </w:rPr>
-              <w:t xml:space="preserve">串口初始化</w:t>
-            </w:r>
-          </w:p>
-        </w:tc>
-        <w:tc>
-          <w:tcPr>
-            <w:tcW w:w="1984" w:type="dxa"/>
-            <w:noWrap/>
-          </w:tcPr>
-          <w:p>
-            <w:pPr>
-              <w:widowControl/>
-              <w:rPr>
-                <w:kern w:val="0"/>
-                <w:szCs w:val="21"/>
-              </w:rPr>
-            </w:pPr>
-            <w:r>
-              <w:rPr>
-                <w:rFonts w:hint="eastAsia"/>
-                <w:szCs w:val="21"/>
-              </w:rPr>
-              <w:t xml:space="preserve">YL_SU_CSH2_001_001</w:t>
-            </w:r>
-          </w:p>
-        </w:tc>
-        <w:tc>
-          <w:tcPr>
-            <w:tcW w:w="851" w:type="dxa"/>
-          </w:tcPr>
-          <w:p>
-            <w:pPr>
-              <w:widowControl/>
-              <w:rPr>
-                <w:kern w:val="0"/>
-                <w:szCs w:val="21"/>
-              </w:rPr>
-            </w:pPr>
-            <w:r>
-              <w:rPr>
-                <w:rFonts w:hint="eastAsia"/>
-                <w:kern w:val="0"/>
-                <w:szCs w:val="21"/>
-              </w:rPr>
-              <w:t xml:space="preserve">通过</w:t>
-            </w:r>
-          </w:p>
-        </w:tc>
-        <w:tc>
-          <w:tcPr>
-            <w:tcW w:w="1548" w:type="dxa"/>
-          </w:tcPr>
-          <w:p>
-            <w:pPr>
-              <w:widowControl/>
-              <w:rPr>
-                <w:kern w:val="0"/>
-                <w:szCs w:val="21"/>
-              </w:rPr>
-            </w:pPr>
-            <w:r>
-              <w:rPr>
-                <w:rFonts w:hint="eastAsia"/>
-                <w:kern w:val="0"/>
-                <w:szCs w:val="21"/>
-              </w:rPr>
-              <w:t xml:space="preserve"/>
-            </w:r>
-          </w:p>
-        </w:tc>
-      </w:tr>
-      <w:tr>
-        <w:trPr>
-          <w:trHeight w:val="371"/>
-        </w:trPr>
-        <w:tc>
-          <w:tcPr>
-            <w:tcW w:w="542" w:type="dxa"/>
-          </w:tcPr>
-          <w:p>
-            <w:pPr>
-              <w:pStyle w:val="af7"/>
-              <w:widowControl/>
-              <w:ind w:firstLineChars="0" w:firstLine="0"/>
-              <w:jc w:val="center"/>
-              <w:rPr>
-                <w:rFonts w:hint="eastAsia"/>
-                <w:bCs/>
-                <w:kern w:val="0"/>
-                <w:szCs w:val="21"/>
-              </w:rPr>
-            </w:pPr>
-            <w:r>
-              <w:rPr>
-                <w:rFonts w:hint="eastAsia"/>
-                <w:bCs/>
-                <w:kern w:val="0"/>
-                <w:szCs w:val="21"/>
-              </w:rPr>
-              <w:t xml:space="preserve">10</w:t>
-            </w:r>
-          </w:p>
-        </w:tc>
-        <w:tc>
-          <w:tcPr>
-            <w:tcW w:w="1088" w:type="dxa"/>
-            <w:noWrap/>
-            <w:vMerge w:val="continue"/>
-          </w:tcPr>
-          <w:p>
-            <w:pPr>
-              <w:widowControl/>
-              <w:rPr>
-                <w:kern w:val="0"/>
-                <w:szCs w:val="21"/>
-              </w:rPr>
-            </w:pPr>
-            <w:r>
-              <w:rPr>
-                <w:szCs w:val="21"/>
-              </w:rPr>
-              <w:t xml:space="preserve"/>
-            </w:r>
-          </w:p>
-        </w:tc>
-        <w:tc>
-          <w:tcPr>
-            <w:tcW w:w="2041" w:type="dxa"/>
-            <w:noWrap/>
-            <w:vMerge w:val="continue"/>
-          </w:tcPr>
-          <w:p>
-            <w:pPr>
-              <w:adjustRightInd w:val="0"/>
-              <w:rPr>
-                <w:szCs w:val="21"/>
-              </w:rPr>
-            </w:pPr>
-            <w:r>
-              <w:rPr>
-                <w:rFonts w:hint="eastAsia"/>
-                <w:szCs w:val="21"/>
-              </w:rPr>
-              <w:t xml:space="preserve"/>
-            </w:r>
-          </w:p>
-        </w:tc>
-        <w:tc>
-          <w:tcPr>
-            <w:tcW w:w="1134" w:type="dxa"/>
-            <w:noWrap/>
-            <w:vMerge w:val="continue"/>
-          </w:tcPr>
-          <w:p>
-            <w:pPr>
-              <w:widowControl/>
-              <w:rPr>
-                <w:kern w:val="0"/>
-                <w:szCs w:val="21"/>
-              </w:rPr>
-            </w:pPr>
-            <w:r>
-              <w:rPr>
-                <w:rFonts w:hint="eastAsia"/>
-                <w:szCs w:val="21"/>
-              </w:rPr>
-              <w:t xml:space="preserve"/>
-            </w:r>
-          </w:p>
-        </w:tc>
-        <w:tc>
-          <w:tcPr>
-            <w:tcW w:w="1559" w:type="dxa"/>
-            <w:vMerge w:val="continue"/>
-          </w:tcPr>
-          <w:p>
-            <w:pPr>
-              <w:widowControl/>
-              <w:rPr>
-                <w:bCs/>
-                <w:kern w:val="0"/>
-                <w:szCs w:val="21"/>
-              </w:rPr>
-            </w:pPr>
-            <w:r>
-              <w:rPr>
-                <w:rFonts w:hint="eastAsia"/>
-                <w:szCs w:val="21"/>
-              </w:rPr>
-              <w:t xml:space="preserve"/>
-            </w:r>
-          </w:p>
-        </w:tc>
-        <w:tc>
-          <w:tcPr>
-            <w:tcW w:w="1843" w:type="dxa"/>
-            <w:noWrap/>
-            <w:vMerge w:val="continue"/>
-          </w:tcPr>
-          <w:p>
-            <w:pPr>
-              <w:widowControl/>
-              <w:rPr>
-                <w:kern w:val="0"/>
-                <w:szCs w:val="21"/>
-              </w:rPr>
-            </w:pPr>
-            <w:r>
-              <w:rPr>
-                <w:rFonts w:hint="eastAsia"/>
-                <w:szCs w:val="21"/>
-              </w:rPr>
-              <w:t xml:space="preserve"/>
-            </w:r>
-          </w:p>
-        </w:tc>
-        <w:tc>
-          <w:tcPr>
-            <w:tcW w:w="1701" w:type="dxa"/>
-          </w:tcPr>
-          <w:p>
-            <w:pPr>
-              <w:widowControl/>
-              <w:rPr>
-                <w:kern w:val="0"/>
-                <w:szCs w:val="21"/>
-              </w:rPr>
-            </w:pPr>
-            <w:r>
-              <w:rPr>
-                <w:rFonts w:hint="eastAsia"/>
-                <w:szCs w:val="21"/>
-              </w:rPr>
-              <w:t xml:space="preserve">其他初始化</w:t>
-            </w:r>
-          </w:p>
-        </w:tc>
-        <w:tc>
-          <w:tcPr>
-            <w:tcW w:w="1984" w:type="dxa"/>
-            <w:noWrap/>
-          </w:tcPr>
-          <w:p>
-            <w:pPr>
-              <w:widowControl/>
-              <w:rPr>
-                <w:kern w:val="0"/>
-                <w:szCs w:val="21"/>
-              </w:rPr>
-            </w:pPr>
-            <w:r>
-              <w:rPr>
-                <w:rFonts w:hint="eastAsia"/>
-                <w:szCs w:val="21"/>
-              </w:rPr>
-              <w:t xml:space="preserve">YL_SU_CSH2_001_002</w:t>
-            </w:r>
-          </w:p>
-        </w:tc>
-        <w:tc>
-          <w:tcPr>
-            <w:tcW w:w="851" w:type="dxa"/>
-          </w:tcPr>
-          <w:p>
-            <w:pPr>
-              <w:widowControl/>
-              <w:rPr>
-                <w:kern w:val="0"/>
-                <w:szCs w:val="21"/>
-              </w:rPr>
-            </w:pPr>
-            <w:r>
-              <w:rPr>
-                <w:rFonts w:hint="eastAsia"/>
-                <w:kern w:val="0"/>
-                <w:szCs w:val="21"/>
-              </w:rPr>
-              <w:t xml:space="preserve">通过</w:t>
-            </w:r>
-          </w:p>
-        </w:tc>
-        <w:tc>
-          <w:tcPr>
-            <w:tcW w:w="1548" w:type="dxa"/>
-          </w:tcPr>
-          <w:p>
-            <w:pPr>
-              <w:widowControl/>
-              <w:rPr>
-                <w:kern w:val="0"/>
-                <w:szCs w:val="21"/>
-              </w:rPr>
-            </w:pPr>
-            <w:r>
-              <w:rPr>
-                <w:rFonts w:hint="eastAsia"/>
-                <w:kern w:val="0"/>
-                <w:szCs w:val="21"/>
-              </w:rPr>
-              <w:t xml:space="preserve"/>
-            </w:r>
-          </w:p>
-        </w:tc>
-      </w:tr>
-      <w:tr>
-        <w:trPr>
-          <w:trHeight w:val="371"/>
-        </w:trPr>
-        <w:tc>
-          <w:tcPr>
-            <w:tcW w:w="542" w:type="dxa"/>
-          </w:tcPr>
-          <w:p>
-            <w:pPr>
-              <w:pStyle w:val="af7"/>
-              <w:widowControl/>
-              <w:ind w:firstLineChars="0" w:firstLine="0"/>
-              <w:jc w:val="center"/>
-              <w:rPr>
-                <w:rFonts w:hint="eastAsia"/>
-                <w:bCs/>
-                <w:kern w:val="0"/>
-                <w:szCs w:val="21"/>
-              </w:rPr>
-            </w:pPr>
-            <w:r>
-              <w:rPr>
-                <w:rFonts w:hint="eastAsia"/>
-                <w:bCs/>
-                <w:kern w:val="0"/>
-                <w:szCs w:val="21"/>
-              </w:rPr>
-              <w:t xml:space="preserve">11</w:t>
-            </w:r>
-          </w:p>
-        </w:tc>
-        <w:tc>
-          <w:tcPr>
-            <w:tcW w:w="1088" w:type="dxa"/>
-            <w:noWrap/>
-            <w:vMerge w:val="continue"/>
-          </w:tcPr>
-          <w:p>
-            <w:pPr>
-              <w:widowControl/>
-              <w:rPr>
-                <w:kern w:val="0"/>
-                <w:szCs w:val="21"/>
-              </w:rPr>
-            </w:pPr>
-            <w:r>
-              <w:rPr>
-                <w:szCs w:val="21"/>
-              </w:rPr>
-              <w:t xml:space="preserve"/>
-            </w:r>
-          </w:p>
-        </w:tc>
-        <w:tc>
-          <w:tcPr>
-            <w:tcW w:w="2041" w:type="dxa"/>
-            <w:noWrap/>
-            <w:vMerge w:val="continue"/>
-          </w:tcPr>
-          <w:p>
-            <w:pPr>
-              <w:adjustRightInd w:val="0"/>
-              <w:rPr>
-                <w:szCs w:val="21"/>
-              </w:rPr>
-            </w:pPr>
-            <w:r>
-              <w:rPr>
-                <w:rFonts w:hint="eastAsia"/>
-                <w:szCs w:val="21"/>
-              </w:rPr>
-              <w:t xml:space="preserve"/>
-            </w:r>
-          </w:p>
-        </w:tc>
-        <w:tc>
-          <w:tcPr>
-            <w:tcW w:w="1134" w:type="dxa"/>
-            <w:noWrap/>
-            <w:vMerge w:val="continue"/>
-          </w:tcPr>
-          <w:p>
-            <w:pPr>
-              <w:widowControl/>
-              <w:rPr>
-                <w:kern w:val="0"/>
-                <w:szCs w:val="21"/>
-              </w:rPr>
-            </w:pPr>
-            <w:r>
-              <w:rPr>
-                <w:rFonts w:hint="eastAsia"/>
-                <w:szCs w:val="21"/>
-              </w:rPr>
-              <w:t xml:space="preserve"/>
-            </w:r>
-          </w:p>
-        </w:tc>
-        <w:tc>
-          <w:tcPr>
-            <w:tcW w:w="1559" w:type="dxa"/>
-            <w:vMerge w:val="continue"/>
-          </w:tcPr>
-          <w:p>
-            <w:pPr>
-              <w:widowControl/>
-              <w:rPr>
-                <w:bCs/>
-                <w:kern w:val="0"/>
-                <w:szCs w:val="21"/>
-              </w:rPr>
-            </w:pPr>
-            <w:r>
-              <w:rPr>
-                <w:rFonts w:hint="eastAsia"/>
-                <w:szCs w:val="21"/>
-              </w:rPr>
-              <w:t xml:space="preserve"/>
-            </w:r>
-          </w:p>
-        </w:tc>
-        <w:tc>
-          <w:tcPr>
-            <w:tcW w:w="1843" w:type="dxa"/>
-            <w:noWrap/>
-            <w:vMerge w:val="continue"/>
-          </w:tcPr>
-          <w:p>
-            <w:pPr>
-              <w:widowControl/>
-              <w:rPr>
-                <w:kern w:val="0"/>
-                <w:szCs w:val="21"/>
-              </w:rPr>
-            </w:pPr>
-            <w:r>
-              <w:rPr>
-                <w:rFonts w:hint="eastAsia"/>
-                <w:szCs w:val="21"/>
-              </w:rPr>
-              <w:t xml:space="preserve"/>
-            </w:r>
-          </w:p>
-        </w:tc>
-        <w:tc>
-          <w:tcPr>
-            <w:tcW w:w="1701" w:type="dxa"/>
-          </w:tcPr>
-          <w:p>
-            <w:pPr>
-              <w:widowControl/>
-              <w:rPr>
-                <w:kern w:val="0"/>
-                <w:szCs w:val="21"/>
-              </w:rPr>
-            </w:pPr>
-            <w:r>
-              <w:rPr>
-                <w:rFonts w:hint="eastAsia"/>
-                <w:szCs w:val="21"/>
-              </w:rPr>
-              <w:t xml:space="preserve">串口波特率用例</w:t>
-            </w:r>
-          </w:p>
-        </w:tc>
-        <w:tc>
-          <w:tcPr>
-            <w:tcW w:w="1984" w:type="dxa"/>
-            <w:noWrap/>
-          </w:tcPr>
-          <w:p>
-            <w:pPr>
-              <w:widowControl/>
-              <w:rPr>
-                <w:kern w:val="0"/>
-                <w:szCs w:val="21"/>
-              </w:rPr>
-            </w:pPr>
-            <w:r>
-              <w:rPr>
-                <w:rFonts w:hint="eastAsia"/>
-                <w:szCs w:val="21"/>
-              </w:rPr>
-              <w:t xml:space="preserve">YL_SU_CSH2_001_003</w:t>
-            </w:r>
-          </w:p>
-        </w:tc>
-        <w:tc>
-          <w:tcPr>
-            <w:tcW w:w="851" w:type="dxa"/>
-          </w:tcPr>
-          <w:p>
-            <w:pPr>
-              <w:widowControl/>
-              <w:rPr>
-                <w:kern w:val="0"/>
-                <w:szCs w:val="21"/>
-              </w:rPr>
-            </w:pPr>
-            <w:r>
-              <w:rPr>
-                <w:rFonts w:hint="eastAsia"/>
-                <w:kern w:val="0"/>
-                <w:szCs w:val="21"/>
-              </w:rPr>
-              <w:t xml:space="preserve">通过</w:t>
-            </w:r>
-          </w:p>
-        </w:tc>
-        <w:tc>
-          <w:tcPr>
-            <w:tcW w:w="1548" w:type="dxa"/>
-          </w:tcPr>
-          <w:p>
-            <w:pPr>
-              <w:widowControl/>
-              <w:rPr>
-                <w:kern w:val="0"/>
-                <w:szCs w:val="21"/>
-              </w:rPr>
-            </w:pPr>
-            <w:r>
-              <w:rPr>
-                <w:rFonts w:hint="eastAsia"/>
-                <w:kern w:val="0"/>
-                <w:szCs w:val="21"/>
-              </w:rPr>
-              <w:t xml:space="preserve"/>
-            </w:r>
-          </w:p>
-        </w:tc>
-      </w:tr>
-      <w:tr>
-        <w:trPr>
-          <w:trHeight w:val="371"/>
-        </w:trPr>
-        <w:tc>
-          <w:tcPr>
-            <w:tcW w:w="542" w:type="dxa"/>
-          </w:tcPr>
-          <w:p>
-            <w:pPr>
-              <w:pStyle w:val="af7"/>
-              <w:widowControl/>
-              <w:ind w:firstLineChars="0" w:firstLine="0"/>
-              <w:jc w:val="center"/>
-              <w:rPr>
-                <w:rFonts w:hint="eastAsia"/>
-                <w:bCs/>
-                <w:kern w:val="0"/>
-                <w:szCs w:val="21"/>
-              </w:rPr>
-            </w:pPr>
-            <w:r>
-              <w:rPr>
-                <w:rFonts w:hint="eastAsia"/>
-                <w:bCs/>
-                <w:kern w:val="0"/>
-                <w:szCs w:val="21"/>
-              </w:rPr>
-              <w:t xml:space="preserve">12</w:t>
-            </w:r>
-          </w:p>
-        </w:tc>
-        <w:tc>
-          <w:tcPr>
-            <w:tcW w:w="1088" w:type="dxa"/>
-            <w:noWrap/>
-            <w:vMerge w:val="restart"/>
-          </w:tcPr>
-          <w:p>
-            <w:pPr>
-              <w:widowControl/>
-              <w:rPr>
-                <w:kern w:val="0"/>
-                <w:szCs w:val="21"/>
-              </w:rPr>
-            </w:pPr>
-            <w:r>
-              <w:rPr>
-                <w:szCs w:val="21"/>
-              </w:rPr>
-              <w:t xml:space="preserve">/</w:t>
-            </w:r>
-          </w:p>
-        </w:tc>
-        <w:tc>
-          <w:tcPr>
-            <w:tcW w:w="2041" w:type="dxa"/>
-            <w:noWrap/>
-            <w:vMerge w:val="restart"/>
-          </w:tcPr>
-          <w:p>
-            <w:pPr>
-              <w:adjustRightInd w:val="0"/>
-              <w:rPr>
-                <w:szCs w:val="21"/>
-              </w:rPr>
-            </w:pPr>
-            <w:r>
-              <w:rPr>
-                <w:rFonts w:hint="eastAsia"/>
-                <w:szCs w:val="21"/>
-              </w:rPr>
-              <w:t xml:space="preserve">人机交互完整性</w:t>
-            </w:r>
-          </w:p>
-        </w:tc>
-        <w:tc>
-          <w:tcPr>
-            <w:tcW w:w="1134" w:type="dxa"/>
-            <w:noWrap/>
-            <w:vMerge w:val="restart"/>
-          </w:tcPr>
-          <w:p>
-            <w:pPr>
-              <w:widowControl/>
-              <w:rPr>
-                <w:kern w:val="0"/>
-                <w:szCs w:val="21"/>
-              </w:rPr>
-            </w:pPr>
-            <w:r>
-              <w:rPr>
-                <w:rFonts w:hint="eastAsia"/>
-                <w:szCs w:val="21"/>
-              </w:rPr>
-              <w:t xml:space="preserve">6.2.5.1</w:t>
-            </w:r>
-            <w:r>
-              <w:rPr>
-                <w:szCs w:val="21"/>
-              </w:rPr>
-              <w:t xml:space="preserve"/>
-            </w:r>
-          </w:p>
-        </w:tc>
-        <w:tc>
-          <w:tcPr>
-            <w:tcW w:w="1559" w:type="dxa"/>
-            <w:vMerge w:val="restart"/>
-          </w:tcPr>
-          <w:p>
-            <w:pPr>
-              <w:widowControl/>
-              <w:rPr>
-                <w:bCs/>
-                <w:kern w:val="0"/>
-                <w:szCs w:val="21"/>
-              </w:rPr>
-            </w:pPr>
-            <w:r>
-              <w:rPr>
-                <w:rFonts w:hint="eastAsia"/>
-                <w:szCs w:val="21"/>
-              </w:rPr>
-              <w:t xml:space="preserve">人机交互完整性测试</w:t>
-            </w:r>
-            <w:r>
-              <w:rPr>
-                <w:szCs w:val="21"/>
-              </w:rPr>
-              <w:t xml:space="preserve"/>
-            </w:r>
-          </w:p>
-        </w:tc>
-        <w:tc>
-          <w:tcPr>
-            <w:tcW w:w="1843" w:type="dxa"/>
-            <w:noWrap/>
-            <w:vMerge w:val="restart"/>
-          </w:tcPr>
-          <w:p>
-            <w:pPr>
-              <w:widowControl/>
-              <w:rPr>
-                <w:kern w:val="0"/>
-                <w:szCs w:val="21"/>
-              </w:rPr>
-            </w:pPr>
-            <w:r>
-              <w:rPr>
-                <w:rFonts w:hint="eastAsia"/>
-                <w:szCs w:val="21"/>
-              </w:rPr>
-              <w:t xml:space="preserve">XQ_GUI_WZXC_001</w:t>
-            </w:r>
-            <w:r>
-              <w:rPr>
-                <w:szCs w:val="21"/>
-              </w:rPr>
-              <w:t xml:space="preserve"/>
-            </w:r>
-          </w:p>
-        </w:tc>
-        <w:tc>
-          <w:tcPr>
-            <w:tcW w:w="1701" w:type="dxa"/>
-          </w:tcPr>
-          <w:p>
-            <w:pPr>
-              <w:widowControl/>
-              <w:rPr>
-                <w:kern w:val="0"/>
-                <w:szCs w:val="21"/>
-              </w:rPr>
-            </w:pPr>
-            <w:r>
-              <w:rPr>
-                <w:rFonts w:hint="eastAsia"/>
-                <w:szCs w:val="21"/>
-              </w:rPr>
-              <w:t xml:space="preserve">人机交互完整性测试</w:t>
-            </w:r>
-          </w:p>
-        </w:tc>
-        <w:tc>
-          <w:tcPr>
-            <w:tcW w:w="1984" w:type="dxa"/>
-            <w:noWrap/>
-          </w:tcPr>
-          <w:p>
-            <w:pPr>
-              <w:widowControl/>
-              <w:rPr>
-                <w:kern w:val="0"/>
-                <w:szCs w:val="21"/>
-              </w:rPr>
-            </w:pPr>
-            <w:r>
-              <w:rPr>
-                <w:rFonts w:hint="eastAsia"/>
-                <w:szCs w:val="21"/>
-              </w:rPr>
-              <w:t xml:space="preserve">YL_GUI_WZXC_001_001</w:t>
-            </w:r>
-          </w:p>
-        </w:tc>
-        <w:tc>
-          <w:tcPr>
-            <w:tcW w:w="851" w:type="dxa"/>
-          </w:tcPr>
-          <w:p>
-            <w:pPr>
-              <w:widowControl/>
-              <w:rPr>
-                <w:kern w:val="0"/>
-                <w:szCs w:val="21"/>
-              </w:rPr>
-            </w:pPr>
-            <w:r>
-              <w:rPr>
-                <w:rFonts w:hint="eastAsia"/>
-                <w:kern w:val="0"/>
-                <w:szCs w:val="21"/>
-              </w:rPr>
-              <w:t xml:space="preserve">通过</w:t>
-            </w:r>
-          </w:p>
-        </w:tc>
-        <w:tc>
-          <w:tcPr>
-            <w:tcW w:w="1548" w:type="dxa"/>
-          </w:tcPr>
-          <w:p>
-            <w:pPr>
-              <w:widowControl/>
-              <w:rPr>
-                <w:kern w:val="0"/>
-                <w:szCs w:val="21"/>
-              </w:rPr>
-            </w:pPr>
-            <w:r>
-              <w:rPr>
-                <w:rFonts w:hint="eastAsia"/>
-                <w:kern w:val="0"/>
-                <w:szCs w:val="21"/>
-              </w:rPr>
-              <w:t xml:space="preserve"/>
-            </w:r>
-          </w:p>
-        </w:tc>
-      </w:tr>
-      <w:tr>
-        <w:trPr>
-          <w:trHeight w:val="371"/>
-        </w:trPr>
-        <w:tc>
-          <w:tcPr>
-            <w:tcW w:w="542" w:type="dxa"/>
-          </w:tcPr>
-          <w:p>
-            <w:pPr>
-              <w:pStyle w:val="af7"/>
-              <w:widowControl/>
-              <w:ind w:firstLineChars="0" w:firstLine="0"/>
-              <w:jc w:val="center"/>
-              <w:rPr>
-                <w:rFonts w:hint="eastAsia"/>
-                <w:bCs/>
-                <w:kern w:val="0"/>
-                <w:szCs w:val="21"/>
-              </w:rPr>
-            </w:pPr>
-            <w:r>
-              <w:rPr>
-                <w:rFonts w:hint="eastAsia"/>
-                <w:bCs/>
-                <w:kern w:val="0"/>
-                <w:szCs w:val="21"/>
-              </w:rPr>
-              <w:t xml:space="preserve">13</w:t>
-            </w:r>
-          </w:p>
-        </w:tc>
-        <w:tc>
-          <w:tcPr>
-            <w:tcW w:w="1088" w:type="dxa"/>
-            <w:noWrap/>
-            <w:vMerge w:val="restart"/>
-          </w:tcPr>
-          <w:p>
-            <w:pPr>
-              <w:widowControl/>
-              <w:rPr>
-                <w:kern w:val="0"/>
-                <w:szCs w:val="21"/>
-              </w:rPr>
-            </w:pPr>
-            <w:r>
-              <w:rPr>
-                <w:szCs w:val="21"/>
-              </w:rPr>
-              <w:t xml:space="preserve">/</w:t>
-            </w:r>
-          </w:p>
-        </w:tc>
-        <w:tc>
-          <w:tcPr>
-            <w:tcW w:w="2041" w:type="dxa"/>
-            <w:noWrap/>
-            <w:vMerge w:val="restart"/>
-          </w:tcPr>
-          <w:p>
-            <w:pPr>
-              <w:adjustRightInd w:val="0"/>
-              <w:rPr>
-                <w:szCs w:val="21"/>
-              </w:rPr>
-            </w:pPr>
-            <w:r>
-              <w:rPr>
-                <w:rFonts w:hint="eastAsia"/>
-                <w:szCs w:val="21"/>
-              </w:rPr>
-              <w:t xml:space="preserve">人机交互界面一致性</w:t>
-            </w:r>
-          </w:p>
-        </w:tc>
-        <w:tc>
-          <w:tcPr>
-            <w:tcW w:w="1134" w:type="dxa"/>
-            <w:noWrap/>
-            <w:vMerge w:val="restart"/>
-          </w:tcPr>
-          <w:p>
-            <w:pPr>
-              <w:widowControl/>
-              <w:rPr>
-                <w:kern w:val="0"/>
-                <w:szCs w:val="21"/>
-              </w:rPr>
-            </w:pPr>
-            <w:r>
-              <w:rPr>
-                <w:rFonts w:hint="eastAsia"/>
-                <w:szCs w:val="21"/>
-              </w:rPr>
-              <w:t xml:space="preserve">6.2.5.2</w:t>
-            </w:r>
-            <w:r>
-              <w:rPr>
-                <w:szCs w:val="21"/>
-              </w:rPr>
-              <w:t xml:space="preserve"/>
-            </w:r>
-          </w:p>
-        </w:tc>
-        <w:tc>
-          <w:tcPr>
-            <w:tcW w:w="1559" w:type="dxa"/>
-            <w:vMerge w:val="restart"/>
-          </w:tcPr>
-          <w:p>
-            <w:pPr>
-              <w:widowControl/>
-              <w:rPr>
-                <w:bCs/>
-                <w:kern w:val="0"/>
-                <w:szCs w:val="21"/>
-              </w:rPr>
-            </w:pPr>
-            <w:r>
-              <w:rPr>
-                <w:rFonts w:hint="eastAsia"/>
-                <w:szCs w:val="21"/>
-              </w:rPr>
-              <w:t xml:space="preserve">人机交互界面一致性测试</w:t>
-            </w:r>
-            <w:r>
-              <w:rPr>
-                <w:szCs w:val="21"/>
-              </w:rPr>
-              <w:t xml:space="preserve"/>
-            </w:r>
-          </w:p>
-        </w:tc>
-        <w:tc>
-          <w:tcPr>
-            <w:tcW w:w="1843" w:type="dxa"/>
-            <w:noWrap/>
-            <w:vMerge w:val="restart"/>
-          </w:tcPr>
-          <w:p>
-            <w:pPr>
-              <w:widowControl/>
-              <w:rPr>
-                <w:kern w:val="0"/>
-                <w:szCs w:val="21"/>
-              </w:rPr>
-            </w:pPr>
-            <w:r>
-              <w:rPr>
-                <w:rFonts w:hint="eastAsia"/>
-                <w:szCs w:val="21"/>
-              </w:rPr>
-              <w:t xml:space="preserve">XQ_GUI_YZXC_001</w:t>
-            </w:r>
-            <w:r>
-              <w:rPr>
-                <w:szCs w:val="21"/>
-              </w:rPr>
-              <w:t xml:space="preserve"/>
-            </w:r>
-          </w:p>
-        </w:tc>
-        <w:tc>
-          <w:tcPr>
-            <w:tcW w:w="1701" w:type="dxa"/>
-          </w:tcPr>
-          <w:p>
-            <w:pPr>
-              <w:widowControl/>
-              <w:rPr>
-                <w:kern w:val="0"/>
-                <w:szCs w:val="21"/>
-              </w:rPr>
-            </w:pPr>
-            <w:r>
-              <w:rPr>
-                <w:rFonts w:hint="eastAsia"/>
-                <w:szCs w:val="21"/>
-              </w:rPr>
-              <w:t xml:space="preserve">人机交互界面一致性测试</w:t>
-            </w:r>
-          </w:p>
-        </w:tc>
-        <w:tc>
-          <w:tcPr>
-            <w:tcW w:w="1984" w:type="dxa"/>
-            <w:noWrap/>
-          </w:tcPr>
-          <w:p>
-            <w:pPr>
-              <w:widowControl/>
-              <w:rPr>
-                <w:kern w:val="0"/>
-                <w:szCs w:val="21"/>
-              </w:rPr>
-            </w:pPr>
-            <w:r>
-              <w:rPr>
-                <w:rFonts w:hint="eastAsia"/>
-                <w:szCs w:val="21"/>
-              </w:rPr>
-              <w:t xml:space="preserve">YL_GUI_YZXC_001_001</w:t>
-            </w:r>
-          </w:p>
-        </w:tc>
-        <w:tc>
-          <w:tcPr>
-            <w:tcW w:w="851" w:type="dxa"/>
-          </w:tcPr>
-          <w:p>
-            <w:pPr>
-              <w:widowControl/>
-              <w:rPr>
-                <w:kern w:val="0"/>
-                <w:szCs w:val="21"/>
-              </w:rPr>
-            </w:pPr>
-            <w:r>
-              <w:rPr>
-                <w:rFonts w:hint="eastAsia"/>
-                <w:kern w:val="0"/>
-                <w:szCs w:val="21"/>
-              </w:rPr>
-              <w:t xml:space="preserve">通过</w:t>
-            </w:r>
-          </w:p>
-        </w:tc>
-        <w:tc>
-          <w:tcPr>
-            <w:tcW w:w="1548" w:type="dxa"/>
-          </w:tcPr>
-          <w:p>
-            <w:pPr>
-              <w:widowControl/>
-              <w:rPr>
-                <w:kern w:val="0"/>
-                <w:szCs w:val="21"/>
-              </w:rPr>
-            </w:pPr>
-            <w:r>
-              <w:rPr>
-                <w:rFonts w:hint="eastAsia"/>
-                <w:kern w:val="0"/>
-                <w:szCs w:val="21"/>
-              </w:rPr>
-              <w:t xml:space="preserve"/>
-            </w:r>
-          </w:p>
-        </w:tc>
-      </w:tr>
-      <w:tr>
-        <w:trPr>
-          <w:trHeight w:val="371"/>
-        </w:trPr>
-        <w:tc>
-          <w:tcPr>
-            <w:tcW w:w="542" w:type="dxa"/>
-          </w:tcPr>
-          <w:p>
-            <w:pPr>
-              <w:pStyle w:val="af7"/>
-              <w:widowControl/>
-              <w:ind w:firstLineChars="0" w:firstLine="0"/>
-              <w:jc w:val="center"/>
-              <w:rPr>
-                <w:rFonts w:hint="eastAsia"/>
-                <w:bCs/>
-                <w:kern w:val="0"/>
-                <w:szCs w:val="21"/>
-              </w:rPr>
-            </w:pPr>
-            <w:r>
-              <w:rPr>
-                <w:rFonts w:hint="eastAsia"/>
-                <w:bCs/>
-                <w:kern w:val="0"/>
-                <w:szCs w:val="21"/>
-              </w:rPr>
-              <w:t xml:space="preserve">14</w:t>
-            </w:r>
-          </w:p>
-        </w:tc>
-        <w:tc>
-          <w:tcPr>
-            <w:tcW w:w="1088" w:type="dxa"/>
-            <w:noWrap/>
-            <w:vMerge w:val="restart"/>
-          </w:tcPr>
-          <w:p>
-            <w:pPr>
-              <w:widowControl/>
-              <w:rPr>
-                <w:kern w:val="0"/>
-                <w:szCs w:val="21"/>
-              </w:rPr>
-            </w:pPr>
-            <w:r>
-              <w:rPr>
-                <w:szCs w:val="21"/>
-              </w:rPr>
-              <w:t xml:space="preserve">/</w:t>
-            </w:r>
-          </w:p>
-        </w:tc>
-        <w:tc>
-          <w:tcPr>
-            <w:tcW w:w="2041" w:type="dxa"/>
-            <w:noWrap/>
-            <w:vMerge w:val="restart"/>
-          </w:tcPr>
-          <w:p>
-            <w:pPr>
-              <w:adjustRightInd w:val="0"/>
-              <w:rPr>
-                <w:szCs w:val="21"/>
-              </w:rPr>
-            </w:pPr>
-            <w:r>
-              <w:rPr>
-                <w:rFonts w:hint="eastAsia"/>
-                <w:szCs w:val="21"/>
-              </w:rPr>
-              <w:t xml:space="preserve">人机交互界面友好性</w:t>
-            </w:r>
-          </w:p>
-        </w:tc>
-        <w:tc>
-          <w:tcPr>
-            <w:tcW w:w="1134" w:type="dxa"/>
-            <w:noWrap/>
-            <w:vMerge w:val="restart"/>
-          </w:tcPr>
-          <w:p>
-            <w:pPr>
-              <w:widowControl/>
-              <w:rPr>
-                <w:kern w:val="0"/>
-                <w:szCs w:val="21"/>
-              </w:rPr>
-            </w:pPr>
-            <w:r>
-              <w:rPr>
-                <w:rFonts w:hint="eastAsia"/>
-                <w:szCs w:val="21"/>
-              </w:rPr>
-              <w:t xml:space="preserve">6.2.5.3</w:t>
-            </w:r>
-            <w:r>
-              <w:rPr>
-                <w:szCs w:val="21"/>
-              </w:rPr>
-              <w:t xml:space="preserve"/>
-            </w:r>
-          </w:p>
-        </w:tc>
-        <w:tc>
-          <w:tcPr>
-            <w:tcW w:w="1559" w:type="dxa"/>
-            <w:vMerge w:val="restart"/>
-          </w:tcPr>
-          <w:p>
-            <w:pPr>
-              <w:widowControl/>
-              <w:rPr>
-                <w:bCs/>
-                <w:kern w:val="0"/>
-                <w:szCs w:val="21"/>
-              </w:rPr>
-            </w:pPr>
-            <w:r>
-              <w:rPr>
-                <w:rFonts w:hint="eastAsia"/>
-                <w:szCs w:val="21"/>
-              </w:rPr>
-              <w:t xml:space="preserve">人机交互界面友好性测试</w:t>
-            </w:r>
-            <w:r>
-              <w:rPr>
-                <w:szCs w:val="21"/>
-              </w:rPr>
-              <w:t xml:space="preserve"/>
-            </w:r>
-          </w:p>
-        </w:tc>
-        <w:tc>
-          <w:tcPr>
-            <w:tcW w:w="1843" w:type="dxa"/>
-            <w:noWrap/>
-            <w:vMerge w:val="restart"/>
-          </w:tcPr>
-          <w:p>
-            <w:pPr>
-              <w:widowControl/>
-              <w:rPr>
-                <w:kern w:val="0"/>
-                <w:szCs w:val="21"/>
-              </w:rPr>
-            </w:pPr>
-            <w:r>
-              <w:rPr>
-                <w:rFonts w:hint="eastAsia"/>
-                <w:szCs w:val="21"/>
-              </w:rPr>
-              <w:t xml:space="preserve">XQ_GUI_YHXC_001</w:t>
-            </w:r>
-            <w:r>
-              <w:rPr>
-                <w:szCs w:val="21"/>
-              </w:rPr>
-              <w:t xml:space="preserve"/>
-            </w:r>
-          </w:p>
-        </w:tc>
-        <w:tc>
-          <w:tcPr>
-            <w:tcW w:w="1701" w:type="dxa"/>
-          </w:tcPr>
-          <w:p>
-            <w:pPr>
-              <w:widowControl/>
-              <w:rPr>
-                <w:kern w:val="0"/>
-                <w:szCs w:val="21"/>
-              </w:rPr>
-            </w:pPr>
-            <w:r>
-              <w:rPr>
-                <w:rFonts w:hint="eastAsia"/>
-                <w:szCs w:val="21"/>
-              </w:rPr>
-              <w:t xml:space="preserve">人机交互界面友好性测试</w:t>
-            </w:r>
-          </w:p>
-        </w:tc>
-        <w:tc>
-          <w:tcPr>
-            <w:tcW w:w="1984" w:type="dxa"/>
-            <w:noWrap/>
-          </w:tcPr>
-          <w:p>
-            <w:pPr>
-              <w:widowControl/>
-              <w:rPr>
-                <w:kern w:val="0"/>
-                <w:szCs w:val="21"/>
-              </w:rPr>
-            </w:pPr>
-            <w:r>
-              <w:rPr>
-                <w:rFonts w:hint="eastAsia"/>
-                <w:szCs w:val="21"/>
-              </w:rPr>
-              <w:t xml:space="preserve">YL_GUI_YHXC_001_001</w:t>
-            </w:r>
-          </w:p>
-        </w:tc>
-        <w:tc>
-          <w:tcPr>
-            <w:tcW w:w="851" w:type="dxa"/>
-          </w:tcPr>
-          <w:p>
-            <w:pPr>
-              <w:widowControl/>
-              <w:rPr>
-                <w:kern w:val="0"/>
-                <w:szCs w:val="21"/>
-              </w:rPr>
-            </w:pPr>
-            <w:r>
-              <w:rPr>
-                <w:rFonts w:hint="eastAsia"/>
-                <w:kern w:val="0"/>
-                <w:szCs w:val="21"/>
-              </w:rPr>
-              <w:t xml:space="preserve">通过</w:t>
-            </w:r>
-          </w:p>
-        </w:tc>
-        <w:tc>
-          <w:tcPr>
-            <w:tcW w:w="1548" w:type="dxa"/>
-          </w:tcPr>
-          <w:p>
-            <w:pPr>
-              <w:widowControl/>
-              <w:rPr>
-                <w:kern w:val="0"/>
-                <w:szCs w:val="21"/>
-              </w:rPr>
-            </w:pPr>
-            <w:r>
-              <w:rPr>
-                <w:rFonts w:hint="eastAsia"/>
-                <w:kern w:val="0"/>
-                <w:szCs w:val="21"/>
-              </w:rPr>
-              <w:t xml:space="preserve"/>
-            </w:r>
-          </w:p>
-        </w:tc>
-      </w:tr>
-      <w:tr>
-        <w:trPr>
-          <w:trHeight w:val="371"/>
-        </w:trPr>
-        <w:tc>
-          <w:tcPr>
-            <w:tcW w:w="542" w:type="dxa"/>
-          </w:tcPr>
-          <w:p>
-            <w:pPr>
-              <w:pStyle w:val="af7"/>
-              <w:widowControl/>
-              <w:ind w:firstLineChars="0" w:firstLine="0"/>
-              <w:jc w:val="center"/>
-              <w:rPr>
-                <w:rFonts w:hint="eastAsia"/>
-                <w:bCs/>
-                <w:kern w:val="0"/>
-                <w:szCs w:val="21"/>
-              </w:rPr>
-            </w:pPr>
-            <w:r>
-              <w:rPr>
-                <w:rFonts w:hint="eastAsia"/>
-                <w:bCs/>
-                <w:kern w:val="0"/>
-                <w:szCs w:val="21"/>
-              </w:rPr>
-              <w:t xml:space="preserve">15</w:t>
-            </w:r>
-          </w:p>
-        </w:tc>
-        <w:tc>
-          <w:tcPr>
-            <w:tcW w:w="1088" w:type="dxa"/>
-            <w:noWrap/>
-            <w:vMerge w:val="restart"/>
-          </w:tcPr>
-          <w:p>
-            <w:pPr>
-              <w:widowControl/>
-              <w:rPr>
-                <w:kern w:val="0"/>
-                <w:szCs w:val="21"/>
-              </w:rPr>
-            </w:pPr>
-            <w:r>
-              <w:rPr>
-                <w:szCs w:val="21"/>
-              </w:rPr>
-              <w:t xml:space="preserve">/</w:t>
-            </w:r>
-          </w:p>
-        </w:tc>
-        <w:tc>
-          <w:tcPr>
-            <w:tcW w:w="2041" w:type="dxa"/>
-            <w:noWrap/>
-            <w:vMerge w:val="restart"/>
-          </w:tcPr>
-          <w:p>
-            <w:pPr>
-              <w:adjustRightInd w:val="0"/>
-              <w:rPr>
-                <w:szCs w:val="21"/>
-              </w:rPr>
-            </w:pPr>
-            <w:r>
-              <w:rPr>
-                <w:rFonts w:hint="eastAsia"/>
-                <w:szCs w:val="21"/>
-              </w:rPr>
-              <w:t xml:space="preserve">人机交互界面易操作性</w:t>
-            </w:r>
-          </w:p>
-        </w:tc>
-        <w:tc>
-          <w:tcPr>
-            <w:tcW w:w="1134" w:type="dxa"/>
-            <w:noWrap/>
-            <w:vMerge w:val="restart"/>
-          </w:tcPr>
-          <w:p>
-            <w:pPr>
-              <w:widowControl/>
-              <w:rPr>
-                <w:kern w:val="0"/>
-                <w:szCs w:val="21"/>
-              </w:rPr>
-            </w:pPr>
-            <w:r>
-              <w:rPr>
-                <w:rFonts w:hint="eastAsia"/>
-                <w:szCs w:val="21"/>
-              </w:rPr>
-              <w:t xml:space="preserve">6.2.5.4</w:t>
-            </w:r>
-            <w:r>
-              <w:rPr>
-                <w:szCs w:val="21"/>
-              </w:rPr>
-              <w:t xml:space="preserve"/>
-            </w:r>
-          </w:p>
-        </w:tc>
-        <w:tc>
-          <w:tcPr>
-            <w:tcW w:w="1559" w:type="dxa"/>
-            <w:vMerge w:val="restart"/>
-          </w:tcPr>
-          <w:p>
-            <w:pPr>
-              <w:widowControl/>
-              <w:rPr>
-                <w:bCs/>
-                <w:kern w:val="0"/>
-                <w:szCs w:val="21"/>
-              </w:rPr>
-            </w:pPr>
-            <w:r>
-              <w:rPr>
-                <w:rFonts w:hint="eastAsia"/>
-                <w:szCs w:val="21"/>
-              </w:rPr>
-              <w:t xml:space="preserve">人机交互界面易操作性测试</w:t>
-            </w:r>
-            <w:r>
-              <w:rPr>
-                <w:szCs w:val="21"/>
-              </w:rPr>
-              <w:t xml:space="preserve"/>
-            </w:r>
-          </w:p>
-        </w:tc>
-        <w:tc>
-          <w:tcPr>
-            <w:tcW w:w="1843" w:type="dxa"/>
-            <w:noWrap/>
-            <w:vMerge w:val="restart"/>
-          </w:tcPr>
-          <w:p>
-            <w:pPr>
-              <w:widowControl/>
-              <w:rPr>
-                <w:kern w:val="0"/>
-                <w:szCs w:val="21"/>
-              </w:rPr>
-            </w:pPr>
-            <w:r>
-              <w:rPr>
-                <w:rFonts w:hint="eastAsia"/>
-                <w:szCs w:val="21"/>
-              </w:rPr>
-              <w:t xml:space="preserve">XQ_GUI_YCZX_001</w:t>
-            </w:r>
-            <w:r>
-              <w:rPr>
-                <w:szCs w:val="21"/>
-              </w:rPr>
-              <w:t xml:space="preserve"/>
-            </w:r>
-          </w:p>
-        </w:tc>
-        <w:tc>
-          <w:tcPr>
-            <w:tcW w:w="1701" w:type="dxa"/>
-          </w:tcPr>
-          <w:p>
-            <w:pPr>
-              <w:widowControl/>
-              <w:rPr>
-                <w:kern w:val="0"/>
-                <w:szCs w:val="21"/>
-              </w:rPr>
-            </w:pPr>
-            <w:r>
-              <w:rPr>
-                <w:rFonts w:hint="eastAsia"/>
-                <w:szCs w:val="21"/>
-              </w:rPr>
-              <w:t xml:space="preserve">人机交互界面易操作性测试</w:t>
-            </w:r>
-          </w:p>
-        </w:tc>
-        <w:tc>
-          <w:tcPr>
-            <w:tcW w:w="1984" w:type="dxa"/>
-            <w:noWrap/>
-          </w:tcPr>
-          <w:p>
-            <w:pPr>
-              <w:widowControl/>
-              <w:rPr>
-                <w:kern w:val="0"/>
-                <w:szCs w:val="21"/>
-              </w:rPr>
-            </w:pPr>
-            <w:r>
-              <w:rPr>
-                <w:rFonts w:hint="eastAsia"/>
-                <w:szCs w:val="21"/>
-              </w:rPr>
-              <w:t xml:space="preserve">YL_GUI_YCZX_001_001</w:t>
-            </w:r>
-          </w:p>
-        </w:tc>
-        <w:tc>
-          <w:tcPr>
-            <w:tcW w:w="851" w:type="dxa"/>
-          </w:tcPr>
-          <w:p>
-            <w:pPr>
-              <w:widowControl/>
-              <w:rPr>
-                <w:kern w:val="0"/>
-                <w:szCs w:val="21"/>
-              </w:rPr>
-            </w:pPr>
-            <w:r>
-              <w:rPr>
-                <w:rFonts w:hint="eastAsia"/>
-                <w:kern w:val="0"/>
-                <w:szCs w:val="21"/>
-              </w:rPr>
-              <w:t xml:space="preserve">通过</w:t>
-            </w:r>
-          </w:p>
-        </w:tc>
-        <w:tc>
-          <w:tcPr>
-            <w:tcW w:w="1548" w:type="dxa"/>
-          </w:tcPr>
-          <w:p>
-            <w:pPr>
-              <w:widowControl/>
-              <w:rPr>
-                <w:kern w:val="0"/>
-                <w:szCs w:val="21"/>
-              </w:rPr>
-            </w:pPr>
-            <w:r>
-              <w:rPr>
-                <w:rFonts w:hint="eastAsia"/>
-                <w:kern w:val="0"/>
-                <w:szCs w:val="21"/>
-              </w:rPr>
-              <w:t xml:space="preserve"/>
-            </w:r>
-          </w:p>
-        </w:tc>
-      </w:tr>
-      <w:tr>
-        <w:trPr>
-          <w:trHeight w:val="371"/>
-        </w:trPr>
-        <w:tc>
-          <w:tcPr>
-            <w:tcW w:w="542" w:type="dxa"/>
-          </w:tcPr>
-          <w:p>
-            <w:pPr>
-              <w:pStyle w:val="af7"/>
-              <w:widowControl/>
-              <w:ind w:firstLineChars="0" w:firstLine="0"/>
-              <w:jc w:val="center"/>
-              <w:rPr>
-                <w:rFonts w:hint="eastAsia"/>
-                <w:bCs/>
-                <w:kern w:val="0"/>
-                <w:szCs w:val="21"/>
-              </w:rPr>
-            </w:pPr>
-            <w:r>
-              <w:rPr>
-                <w:rFonts w:hint="eastAsia"/>
-                <w:bCs/>
-                <w:kern w:val="0"/>
-                <w:szCs w:val="21"/>
-              </w:rPr>
-              <w:t xml:space="preserve">16</w:t>
-            </w:r>
-          </w:p>
-        </w:tc>
-        <w:tc>
-          <w:tcPr>
-            <w:tcW w:w="1088" w:type="dxa"/>
-            <w:noWrap/>
-            <w:vMerge w:val="restart"/>
-          </w:tcPr>
-          <w:p>
-            <w:pPr>
-              <w:widowControl/>
-              <w:rPr>
-                <w:kern w:val="0"/>
-                <w:szCs w:val="21"/>
-              </w:rPr>
-            </w:pPr>
-            <w:r>
-              <w:rPr>
-                <w:szCs w:val="21"/>
-              </w:rPr>
-              <w:t xml:space="preserve">/</w:t>
-            </w:r>
-          </w:p>
-        </w:tc>
-        <w:tc>
-          <w:tcPr>
-            <w:tcW w:w="2041" w:type="dxa"/>
-            <w:noWrap/>
-            <w:vMerge w:val="restart"/>
-          </w:tcPr>
-          <w:p>
-            <w:pPr>
-              <w:adjustRightInd w:val="0"/>
-              <w:rPr>
-                <w:szCs w:val="21"/>
-              </w:rPr>
-            </w:pPr>
-            <w:r>
-              <w:rPr>
-                <w:rFonts w:hint="eastAsia"/>
-                <w:szCs w:val="21"/>
-              </w:rPr>
-              <w:t xml:space="preserve">人机交互界面操作测试</w:t>
-            </w:r>
-          </w:p>
-        </w:tc>
-        <w:tc>
-          <w:tcPr>
-            <w:tcW w:w="1134" w:type="dxa"/>
-            <w:noWrap/>
-            <w:vMerge w:val="restart"/>
-          </w:tcPr>
-          <w:p>
-            <w:pPr>
-              <w:widowControl/>
-              <w:rPr>
-                <w:kern w:val="0"/>
-                <w:szCs w:val="21"/>
-              </w:rPr>
-            </w:pPr>
-            <w:r>
-              <w:rPr>
-                <w:rFonts w:hint="eastAsia"/>
-                <w:szCs w:val="21"/>
-              </w:rPr>
-              <w:t xml:space="preserve">6.2.5.5</w:t>
-            </w:r>
-            <w:r>
-              <w:rPr>
-                <w:szCs w:val="21"/>
-              </w:rPr>
-              <w:t xml:space="preserve"/>
-            </w:r>
-          </w:p>
-        </w:tc>
-        <w:tc>
-          <w:tcPr>
-            <w:tcW w:w="1559" w:type="dxa"/>
-            <w:vMerge w:val="restart"/>
-          </w:tcPr>
-          <w:p>
-            <w:pPr>
-              <w:widowControl/>
-              <w:rPr>
-                <w:bCs/>
-                <w:kern w:val="0"/>
-                <w:szCs w:val="21"/>
-              </w:rPr>
-            </w:pPr>
-            <w:r>
-              <w:rPr>
-                <w:rFonts w:hint="eastAsia"/>
-                <w:szCs w:val="21"/>
-              </w:rPr>
-              <w:t xml:space="preserve">人机交互界面操作测试测试</w:t>
-            </w:r>
-            <w:r>
-              <w:rPr>
-                <w:szCs w:val="21"/>
-              </w:rPr>
-              <w:t xml:space="preserve"/>
-            </w:r>
-          </w:p>
-        </w:tc>
-        <w:tc>
-          <w:tcPr>
-            <w:tcW w:w="1843" w:type="dxa"/>
-            <w:noWrap/>
-            <w:vMerge w:val="restart"/>
-          </w:tcPr>
-          <w:p>
-            <w:pPr>
-              <w:widowControl/>
-              <w:rPr>
-                <w:kern w:val="0"/>
-                <w:szCs w:val="21"/>
-              </w:rPr>
-            </w:pPr>
-            <w:r>
-              <w:rPr>
-                <w:rFonts w:hint="eastAsia"/>
-                <w:szCs w:val="21"/>
-              </w:rPr>
-              <w:t xml:space="preserve">XQ_GUI_CZCC_001</w:t>
-            </w:r>
-            <w:r>
-              <w:rPr>
-                <w:szCs w:val="21"/>
-              </w:rPr>
-              <w:t xml:space="preserve"/>
-            </w:r>
-          </w:p>
-        </w:tc>
-        <w:tc>
-          <w:tcPr>
-            <w:tcW w:w="1701" w:type="dxa"/>
-          </w:tcPr>
-          <w:p>
-            <w:pPr>
-              <w:widowControl/>
-              <w:rPr>
-                <w:kern w:val="0"/>
-                <w:szCs w:val="21"/>
-              </w:rPr>
-            </w:pPr>
-            <w:r>
-              <w:rPr>
-                <w:rFonts w:hint="eastAsia"/>
-                <w:szCs w:val="21"/>
-              </w:rPr>
-              <w:t xml:space="preserve">人机交互界面操作测试测试</w:t>
-            </w:r>
-          </w:p>
-        </w:tc>
-        <w:tc>
-          <w:tcPr>
-            <w:tcW w:w="1984" w:type="dxa"/>
-            <w:noWrap/>
-          </w:tcPr>
-          <w:p>
-            <w:pPr>
-              <w:widowControl/>
-              <w:rPr>
-                <w:kern w:val="0"/>
-                <w:szCs w:val="21"/>
-              </w:rPr>
-            </w:pPr>
-            <w:r>
-              <w:rPr>
-                <w:rFonts w:hint="eastAsia"/>
-                <w:szCs w:val="21"/>
-              </w:rPr>
-              <w:t xml:space="preserve">YL_GUI_CZCC_001_001</w:t>
+              <w:t xml:space="preserve">YL_SU_SSWDA_002_001</w:t>
             </w:r>
           </w:p>
         </w:tc>
@@ -5679,7 +3474,7 @@
                 <w:rFonts w:hint="eastAsia"/>
                 <w:szCs w:val="21"/>
               </w:rPr>
-              <w:t xml:space="preserve">文档审查</w:t>
+              <w:t xml:space="preserve">静态分析</w:t>
             </w:r>
             <w:r>
               <w:rPr>
@@ -5708,7 +3503,7 @@
                 <w:rFonts w:hint="eastAsia"/>
                 <w:szCs w:val="21"/>
               </w:rPr>
-              <w:t xml:space="preserve">XQ_DC_WDSC_001</w:t>
+              <w:t xml:space="preserve">XQ_SA_JTFX_001</w:t>
             </w:r>
             <w:r>
               <w:rPr>
@@ -5735,7 +3530,7 @@
                 <w:rFonts w:hint="eastAsia"/>
                 <w:szCs w:val="21"/>
               </w:rPr>
-              <w:t xml:space="preserve">文档审查</w:t>
+              <w:t xml:space="preserve">静态分析</w:t>
             </w:r>
           </w:p>
         </w:tc>
@@ -5757,7 +3552,7 @@
                 <w:rFonts w:hint="eastAsia"/>
                 <w:szCs w:val="21"/>
               </w:rPr>
-              <w:t xml:space="preserve">YL_DC_WDSC_001_001</w:t>
+              <w:t xml:space="preserve">YL_SA_JTFX_001_001</w:t>
             </w:r>
           </w:p>
         </w:tc>
@@ -5878,7 +3673,7 @@
                 <w:rFonts w:hint="eastAsia"/>
                 <w:szCs w:val="21"/>
               </w:rPr>
-              <w:t xml:space="preserve">初始化</w:t>
+              <w:t xml:space="preserve">初始化1需求</w:t>
             </w:r>
           </w:p>
         </w:tc>
@@ -5930,7 +3725,7 @@
                 <w:rFonts w:hint="eastAsia"/>
                 <w:szCs w:val="21"/>
               </w:rPr>
-              <w:t xml:space="preserve">初始化功能测试</w:t>
+              <w:t xml:space="preserve">1时钟布线与缓冲功能测试</w:t>
             </w:r>
             <w:r>
               <w:rPr>
@@ -5986,7 +3781,7 @@
                 <w:rFonts w:hint="eastAsia"/>
                 <w:szCs w:val="21"/>
               </w:rPr>
-              <w:t xml:space="preserve">串口批量替换后初始化</w:t>
+              <w:t xml:space="preserve">外部32MHz时钟布线到HCLKBUF级冲测试</w:t>
             </w:r>
           </w:p>
         </w:tc>
@@ -6219,7 +4014,7 @@
                 <w:rFonts w:hint="eastAsia"/>
                 <w:szCs w:val="21"/>
               </w:rPr>
-              <w:t xml:space="preserve">串口校验位</w:t>
+              <w:t xml:space="preserve">内部10KHz时钟布线到CLKINT缓冲测试</w:t>
             </w:r>
           </w:p>
         </w:tc>
@@ -6452,7 +4247,7 @@
                 <w:rFonts w:hint="eastAsia"/>
                 <w:szCs w:val="21"/>
               </w:rPr>
-              <w:t xml:space="preserve">其他批量替换后初始化</w:t>
+              <w:t xml:space="preserve">异常情况下的时钟处理测试</w:t>
             </w:r>
           </w:p>
         </w:tc>
@@ -6559,7 +4354,7 @@
           <w:tcPr>
             <w:tcW w:w="1088" w:type="dxa"/>
             <w:noWrap/>
-            <w:vMerge w:val="continue"/>
+            <w:vMerge w:val="restart"/>
           </w:tcPr>
           <w:p>
             <w:pPr>
@@ -6573,7 +4368,7 @@
               <w:rPr>
                 <w:szCs w:val="21"/>
               </w:rPr>
-              <w:t xml:space="preserve"/>
+              <w:t xml:space="preserve">3.2.1</w:t>
             </w:r>
           </w:p>
         </w:tc>
@@ -6581,7 +4376,7 @@
           <w:tcPr>
             <w:tcW w:w="2041" w:type="dxa"/>
             <w:noWrap/>
-            <w:vMerge w:val="continue"/>
+            <w:vMerge w:val="restart"/>
           </w:tcPr>
           <w:p>
             <w:pPr>
@@ -6595,7 +4390,7 @@
                 <w:rFonts w:hint="eastAsia"/>
                 <w:szCs w:val="21"/>
               </w:rPr>
-              <w:t xml:space="preserve"/>
+              <w:t xml:space="preserve">初始化1需求</w:t>
             </w:r>
           </w:p>
         </w:tc>
@@ -6603,7 +4398,7 @@
           <w:tcPr>
             <w:tcW w:w="1134" w:type="dxa"/>
             <w:noWrap/>
-            <w:vMerge w:val="continue"/>
+            <w:vMerge w:val="restart"/>
           </w:tcPr>
           <w:p>
             <w:pPr>
@@ -6616,6 +4411,12 @@
             <w:r>
               <w:rPr>
                 <w:rFonts w:hint="eastAsia"/>
+                <w:szCs w:val="21"/>
+              </w:rPr>
+              <w:t xml:space="preserve">3.1.2.2</w:t>
+            </w:r>
+            <w:r>
+              <w:rPr>
                 <w:szCs w:val="21"/>
               </w:rPr>
               <w:t xml:space="preserve"/>
@@ -6625,7 +4426,7 @@
         <w:tc>
           <w:tcPr>
             <w:tcW w:w="1559" w:type="dxa"/>
-            <w:vMerge w:val="continue"/>
+            <w:vMerge w:val="restart"/>
           </w:tcPr>
           <w:p>
             <w:pPr>
@@ -6639,6 +4440,12 @@
             <w:r>
               <w:rPr>
                 <w:rFonts w:hint="eastAsia"/>
+                <w:szCs w:val="21"/>
+              </w:rPr>
+              <w:t xml:space="preserve">1我试试我在哪</w:t>
+            </w:r>
+            <w:r>
+              <w:rPr>
                 <w:szCs w:val="21"/>
               </w:rPr>
               <w:t xml:space="preserve"/>
@@ -6649,7 +4456,7 @@
           <w:tcPr>
             <w:tcW w:w="1843" w:type="dxa"/>
             <w:noWrap/>
-            <w:vMerge w:val="continue"/>
+            <w:vMerge w:val="restart"/>
           </w:tcPr>
           <w:p>
             <w:pPr>
@@ -6662,6 +4469,12 @@
             <w:r>
               <w:rPr>
                 <w:rFonts w:hint="eastAsia"/>
+                <w:szCs w:val="21"/>
+              </w:rPr>
+              <w:t xml:space="preserve">XQ_SU_SSWDA_002</w:t>
+            </w:r>
+            <w:r>
+              <w:rPr>
                 <w:szCs w:val="21"/>
               </w:rPr>
               <w:t xml:space="preserve"/>
@@ -6685,7 +4498,7 @@
                 <w:rFonts w:hint="eastAsia"/>
                 <w:szCs w:val="21"/>
               </w:rPr>
-              <w:t xml:space="preserve">串口校验位</w:t>
+              <w:t xml:space="preserve">1231</w:t>
             </w:r>
           </w:p>
         </w:tc>
@@ -6707,7 +4520,7 @@
                 <w:rFonts w:hint="eastAsia"/>
                 <w:szCs w:val="21"/>
               </w:rPr>
-              <w:t xml:space="preserve">YL_SU_CSH_001_004</w:t>
+              <w:t xml:space="preserve">YL_SU_SSWDA_002_001</w:t>
             </w:r>
           </w:p>
         </w:tc>
